--- a/PPTs/Exams/CSC111 Cheatsheet.docx
+++ b/PPTs/Exams/CSC111 Cheatsheet.docx
@@ -220,6 +220,36 @@
     </w:p>
     <w:p>
       <w:pPr>
+        <w:rPr>
+          <w:rFonts w:ascii="Calibri" w:eastAsiaTheme="minorHAnsi" w:hAnsi="Calibri" w:cs="Calibri"/>
+          <w:b/>
+          <w:color w:val="000000"/>
+          <w:lang w:eastAsia="en-US"/>
+        </w:rPr>
+      </w:pPr>
+      <w:r>
+        <w:rPr>
+          <w:rFonts w:ascii="Calibri" w:eastAsiaTheme="minorHAnsi" w:hAnsi="Calibri" w:cs="Calibri"/>
+          <w:b/>
+          <w:color w:val="000000"/>
+          <w:lang w:eastAsia="en-US"/>
+        </w:rPr>
+        <w:br w:type="page"/>
+      </w:r>
+    </w:p>
+    <w:p>
+      <w:pPr>
+        <w:jc w:val="center"/>
+        <w:rPr>
+          <w:rFonts w:ascii="Calibri" w:eastAsiaTheme="minorHAnsi" w:hAnsi="Calibri" w:cs="Calibri"/>
+          <w:b/>
+          <w:color w:val="000000"/>
+          <w:lang w:eastAsia="en-US"/>
+        </w:rPr>
+      </w:pPr>
+    </w:p>
+    <w:p>
+      <w:pPr>
         <w:jc w:val="center"/>
         <w:rPr>
           <w:b/>
@@ -596,8 +626,24 @@
           <w:sz w:val="21"/>
           <w:szCs w:val="21"/>
         </w:rPr>
-        <w:lastRenderedPageBreak/>
         <w:t>CMN: R1 + R2 (result discarded)</w:t>
+      </w:r>
+    </w:p>
+    <w:p>
+      <w:pPr>
+        <w:rPr>
+          <w:rFonts w:ascii="Calibri" w:eastAsiaTheme="minorEastAsia" w:hAnsi="Calibri" w:cs="Calibri"/>
+          <w:b/>
+          <w:color w:val="000000"/>
+        </w:rPr>
+      </w:pPr>
+      <w:r>
+        <w:rPr>
+          <w:rFonts w:ascii="Calibri" w:eastAsiaTheme="minorEastAsia" w:hAnsi="Calibri" w:cs="Calibri"/>
+          <w:b/>
+          <w:color w:val="000000"/>
+        </w:rPr>
+        <w:br w:type="page"/>
       </w:r>
     </w:p>
     <w:p>
@@ -19743,7 +19789,7 @@
   <w:docDefaults>
     <w:rPrDefault>
       <w:rPr>
-        <w:rFonts w:ascii="Times New Roman" w:eastAsia="SimSun" w:hAnsi="Times New Roman" w:cs="Times New Roman"/>
+        <w:rFonts w:ascii="Times New Roman" w:eastAsia="宋体" w:hAnsi="Times New Roman" w:cs="Times New Roman"/>
         <w:lang w:val="en-US" w:eastAsia="zh-CN" w:bidi="ar-SA"/>
       </w:rPr>
     </w:rPrDefault>
